--- a/files/Aniket_Kumar_DevOps_Resume.docx
+++ b/files/Aniket_Kumar_DevOps_Resume.docx
@@ -70,7 +70,7 @@
           <w:rFonts w:ascii="Calibri" w:hAnsi="Calibri"/>
           <w:sz w:val="20"/>
         </w:rPr>
-        <w:t>Senior DevOps Engineer and Technical Lead with 4+ years of experience in Platform Engineering, Kubernetes orchestration, CI/CD automation, and Reliability Engineering across multi-cloud and on-premise environments. Technical lead for a DevOps team of 8+ engineers while directly managing and mentoring 2–3 interns. Drove infrastructure decision-making, RCA ownership, incident coordination, and sprint planning while defining SLOs and sustaining 99.9% SLA across 15+ production applications. Skilled in Terraform-based Infrastructure as Code, observability, database HA/DR, cost optimization, and supported ISO 27001 and SOC 2 compliance initiatives.</w:t>
+        <w:t>Cloud Infrastructure and DevOps Engineer with 4+ years of full-time experience in Platform Engineering, Infrastructure as Code, Kubernetes orchestration, CI/CD automation, and Reliability Engineering across multi-cloud and on-premise environments. Currently at Hr.com managing tenant infrastructure, Cloudflare, Tailscale, and assisting in SOC 2 audit. Previously served as Technical Lead for a DevOps team of 8+ engineers, driving infrastructure decisions, incident coordination, and sprint planning while sustaining 99.9% SLA across 15+ production applications. Skilled in Terraform, observability, database HA/DR, cost optimization, and compliance initiatives including ISO 27001 and SOC 2.</w:t>
       </w:r>
     </w:p>
     <w:p>
@@ -167,7 +167,7 @@
           <w:rFonts w:ascii="Calibri" w:hAnsi="Calibri"/>
           <w:sz w:val="20"/>
         </w:rPr>
-        <w:t xml:space="preserve"> Keycloak, SAML/OIDC, SSL/TLS, RBAC, DevSecOps, ISO 27001, SOC 2, Linux, Nginx, HAProxy, DNS, Python, Bash, Git</w:t>
+        <w:t xml:space="preserve"> Keycloak, SAML/OIDC, SSL/TLS, RBAC, DevSecOps, Cloudflare, Tailscale, ISO 27001, SOC 2, Linux, Nginx, HAProxy, DNS, Python, Bash, Git</w:t>
       </w:r>
     </w:p>
     <w:p>
@@ -220,6 +220,102 @@
           <w:b/>
           <w:sz w:val="21"/>
         </w:rPr>
+        <w:t>Cloud Infrastructure Engineer (DevOps) — Hr.com</w:t>
+      </w:r>
+      <w:r>
+        <w:tab/>
+      </w:r>
+      <w:r>
+        <w:rPr>
+          <w:rFonts w:ascii="Calibri" w:hAnsi="Calibri"/>
+          <w:color w:val="444444"/>
+          <w:sz w:val="19"/>
+        </w:rPr>
+        <w:t>Sep 2026 – Present</w:t>
+      </w:r>
+    </w:p>
+    <w:p>
+      <w:pPr>
+        <w:spacing w:after="20"/>
+      </w:pPr>
+      <w:r>
+        <w:rPr>
+          <w:rFonts w:ascii="Calibri" w:hAnsi="Calibri"/>
+          <w:color w:val="555555"/>
+          <w:sz w:val="19"/>
+        </w:rPr>
+        <w:t>Remote</w:t>
+      </w:r>
+    </w:p>
+    <w:p>
+      <w:pPr>
+        <w:pStyle w:val="ListBullet"/>
+        <w:spacing w:before="0" w:after="10" w:line="240" w:lineRule="exact"/>
+        <w:ind w:left="360"/>
+      </w:pPr>
+      <w:r>
+        <w:rPr>
+          <w:rFonts w:ascii="Calibri" w:hAnsi="Calibri"/>
+          <w:sz w:val="20"/>
+        </w:rPr>
+        <w:t>Provision and manage tenant infrastructure end-to-end using Infrastructure as Code (IaC) — coordinating cloud resource creation, networking, and configuration for new customers while ensuring consistent, repeatable deployments.</w:t>
+      </w:r>
+    </w:p>
+    <w:p>
+      <w:pPr>
+        <w:pStyle w:val="ListBullet"/>
+        <w:spacing w:before="0" w:after="10" w:line="240" w:lineRule="exact"/>
+        <w:ind w:left="360"/>
+      </w:pPr>
+      <w:r>
+        <w:rPr>
+          <w:rFonts w:ascii="Calibri" w:hAnsi="Calibri"/>
+          <w:sz w:val="20"/>
+        </w:rPr>
+        <w:t>Administer Cloudflare for DNS, CDN, WAF, and traffic management, and Tailscale for secure zero-trust network connectivity across services.</w:t>
+      </w:r>
+    </w:p>
+    <w:p>
+      <w:pPr>
+        <w:pStyle w:val="ListBullet"/>
+        <w:spacing w:before="0" w:after="10" w:line="240" w:lineRule="exact"/>
+        <w:ind w:left="360"/>
+      </w:pPr>
+      <w:r>
+        <w:rPr>
+          <w:rFonts w:ascii="Calibri" w:hAnsi="Calibri"/>
+          <w:sz w:val="20"/>
+        </w:rPr>
+        <w:t>Debug and resolve cloud infrastructure and database-related issues, ensuring reliability and minimal downtime across production systems.</w:t>
+      </w:r>
+    </w:p>
+    <w:p>
+      <w:pPr>
+        <w:pStyle w:val="ListBullet"/>
+        <w:spacing w:before="0" w:after="10" w:line="240" w:lineRule="exact"/>
+        <w:ind w:left="360"/>
+      </w:pPr>
+      <w:r>
+        <w:rPr>
+          <w:rFonts w:ascii="Calibri" w:hAnsi="Calibri"/>
+          <w:sz w:val="20"/>
+        </w:rPr>
+        <w:t>Actively assist in SOC 2 audit activities, contributing to evidence collection, access control enforcement, and compliance documentation.</w:t>
+      </w:r>
+    </w:p>
+    <w:p>
+      <w:pPr>
+        <w:tabs>
+          <w:tab w:pos="10656" w:val="right"/>
+        </w:tabs>
+        <w:spacing w:before="60" w:after="0"/>
+      </w:pPr>
+      <w:r>
+        <w:rPr>
+          <w:rFonts w:ascii="Calibri" w:hAnsi="Calibri"/>
+          <w:b/>
+          <w:sz w:val="21"/>
+        </w:rPr>
         <w:t>DevOps Engineer (Acting Technical Lead) — Kochar Innovations Pvt Ltd</w:t>
       </w:r>
       <w:r>
@@ -231,7 +327,7 @@
           <w:color w:val="444444"/>
           <w:sz w:val="19"/>
         </w:rPr>
-        <w:t>Mar 2025 – Present</w:t>
+        <w:t>Jun 2023 – Sep 2026</w:t>
       </w:r>
     </w:p>
     <w:p>
@@ -258,104 +354,7 @@
           <w:rFonts w:ascii="Calibri" w:hAnsi="Calibri"/>
           <w:sz w:val="20"/>
         </w:rPr>
-        <w:t>Technical lead for a DevOps team of 8+ engineers while directly managing and mentoring 2–3 interns; drove task assignment, roster management, sprint coordination, technical guidance, incident coordination, and RCA ownership across 15+ production applications, sustaining 99.9% uptime SLA.</w:t>
-      </w:r>
-    </w:p>
-    <w:p>
-      <w:pPr>
-        <w:pStyle w:val="ListBullet"/>
-        <w:spacing w:before="0" w:after="10" w:line="240" w:lineRule="exact"/>
-        <w:ind w:left="360"/>
-      </w:pPr>
-      <w:r>
-        <w:rPr>
-          <w:rFonts w:ascii="Calibri" w:hAnsi="Calibri"/>
-          <w:sz w:val="20"/>
-        </w:rPr>
-        <w:t>Planned and executed cloud-to-cloud and cloud-to-on-premise migrations with near-zero-downtime cutover strategies, post-migration validation, and stabilization workflows.</w:t>
-      </w:r>
-    </w:p>
-    <w:p>
-      <w:pPr>
-        <w:pStyle w:val="ListBullet"/>
-        <w:spacing w:before="0" w:after="10" w:line="240" w:lineRule="exact"/>
-        <w:ind w:left="360"/>
-      </w:pPr>
-      <w:r>
-        <w:rPr>
-          <w:rFonts w:ascii="Calibri" w:hAnsi="Calibri"/>
-          <w:sz w:val="20"/>
-        </w:rPr>
-        <w:t>Drove cloud cost optimization initiatives through rightsizing, idle resource cleanup, and reserved capacity planning, reducing monthly infrastructure spend by 25%.</w:t>
-      </w:r>
-    </w:p>
-    <w:p>
-      <w:pPr>
-        <w:pStyle w:val="ListBullet"/>
-        <w:spacing w:before="0" w:after="10" w:line="240" w:lineRule="exact"/>
-        <w:ind w:left="360"/>
-      </w:pPr>
-      <w:r>
-        <w:rPr>
-          <w:rFonts w:ascii="Calibri" w:hAnsi="Calibri"/>
-          <w:sz w:val="20"/>
-        </w:rPr>
-        <w:t>Supported ISO 27001 and SOC 2 audit and compliance activities by enforcing access controls, change management workflows, centralized logging, backup validation, and security policy compliance across cloud infrastructure.</w:t>
-      </w:r>
-    </w:p>
-    <w:p>
-      <w:pPr>
-        <w:pStyle w:val="ListBullet"/>
-        <w:spacing w:before="0" w:after="10" w:line="240" w:lineRule="exact"/>
-        <w:ind w:left="360"/>
-      </w:pPr>
-      <w:r>
-        <w:rPr>
-          <w:rFonts w:ascii="Calibri" w:hAnsi="Calibri"/>
-          <w:sz w:val="20"/>
-        </w:rPr>
-        <w:t>Defined infrastructure standards, deployment patterns, operational runbooks, and platform best practices adopted across multiple application teams, improving deployment consistency and operational reliability.</w:t>
-      </w:r>
-    </w:p>
-    <w:p>
-      <w:pPr>
-        <w:tabs>
-          <w:tab w:pos="10656" w:val="right"/>
-        </w:tabs>
-        <w:spacing w:before="60" w:after="0"/>
-      </w:pPr>
-      <w:r>
-        <w:rPr>
-          <w:rFonts w:ascii="Calibri" w:hAnsi="Calibri"/>
-          <w:b/>
-          <w:sz w:val="21"/>
-        </w:rPr>
-        <w:t>DevOps Engineer — Kochar Infotech Ltd</w:t>
-      </w:r>
-      <w:r>
-        <w:tab/>
-      </w:r>
-      <w:r>
-        <w:rPr>
-          <w:rFonts w:ascii="Calibri" w:hAnsi="Calibri"/>
-          <w:color w:val="444444"/>
-          <w:sz w:val="19"/>
-        </w:rPr>
-        <w:t>Jun 2023 – Feb 2025</w:t>
-      </w:r>
-    </w:p>
-    <w:p>
-      <w:pPr>
-        <w:spacing w:after="20"/>
-      </w:pPr>
-      <w:r>
-        <w:rPr>
-          <w:rFonts w:ascii="Calibri" w:hAnsi="Calibri"/>
-          <w:i/>
-          <w:color w:val="666666"/>
-          <w:sz w:val="18"/>
-        </w:rPr>
-        <w:t>Continuous role; company restructured to Kochar Innovations Pvt Ltd with same team and responsibilities.</w:t>
+        <w:t>Served as Technical Lead for a DevOps team of 8+ engineers; drove task assignment, sprint coordination, incident coordination, and RCA ownership across 15+ production applications, sustaining 99.9% uptime SLA.</w:t>
       </w:r>
     </w:p>
     <w:p>
@@ -397,7 +396,21 @@
           <w:rFonts w:ascii="Calibri" w:hAnsi="Calibri"/>
           <w:sz w:val="20"/>
         </w:rPr>
-        <w:t>Integrated Grype-based container vulnerability scanning into CI/CD security gates, blocking critical/high CVE deployments and reducing production vulnerability exposure by 90%.</w:t>
+        <w:t>Planned and executed cloud-to-cloud and cloud-to-on-premise migrations with near-zero-downtime strategies, post-migration validation, and stabilization workflows; drove cost optimization reducing monthly spend by 25%.</w:t>
+      </w:r>
+    </w:p>
+    <w:p>
+      <w:pPr>
+        <w:pStyle w:val="ListBullet"/>
+        <w:spacing w:before="0" w:after="10" w:line="240" w:lineRule="exact"/>
+        <w:ind w:left="360"/>
+      </w:pPr>
+      <w:r>
+        <w:rPr>
+          <w:rFonts w:ascii="Calibri" w:hAnsi="Calibri"/>
+          <w:sz w:val="20"/>
+        </w:rPr>
+        <w:t>Architected HA data platforms: PostgreSQL + Patroni, MySQL Group Replication, MongoDB Replica Sets, ClickHouse, Redis Sentinel, and KeyDB with automated backup, PITR, and disaster recovery achieving sub-30-minute RTO.</w:t>
       </w:r>
     </w:p>
     <w:p>
@@ -425,62 +438,7 @@
           <w:rFonts w:ascii="Calibri" w:hAnsi="Calibri"/>
           <w:sz w:val="20"/>
         </w:rPr>
-        <w:t>Architected HA data platforms: PostgreSQL + Patroni, MySQL Group Replication, MongoDB Replica Sets, ClickHouse, Redis Sentinel, and KeyDB with automated backup, PITR, and production readiness runbooks.</w:t>
-      </w:r>
-    </w:p>
-    <w:p>
-      <w:pPr>
-        <w:pStyle w:val="ListBullet"/>
-        <w:spacing w:before="0" w:after="10" w:line="240" w:lineRule="exact"/>
-        <w:ind w:left="360"/>
-      </w:pPr>
-      <w:r>
-        <w:rPr>
-          <w:rFonts w:ascii="Calibri" w:hAnsi="Calibri"/>
-          <w:sz w:val="20"/>
-        </w:rPr>
-        <w:t>Implemented disaster recovery with automated snapshots, cross-region backup replication, and documented recovery runbooks, achieving sub-30-minute RTO and operational excellence standards.</w:t>
-      </w:r>
-    </w:p>
-    <w:p>
-      <w:pPr>
-        <w:tabs>
-          <w:tab w:pos="10656" w:val="right"/>
-        </w:tabs>
-        <w:spacing w:before="60" w:after="0"/>
-      </w:pPr>
-      <w:r>
-        <w:rPr>
-          <w:rFonts w:ascii="Calibri" w:hAnsi="Calibri"/>
-          <w:b/>
-          <w:sz w:val="21"/>
-        </w:rPr>
-        <w:t>IT Intern — Kochar Infotech Ltd</w:t>
-      </w:r>
-      <w:r>
-        <w:tab/>
-      </w:r>
-      <w:r>
-        <w:rPr>
-          <w:rFonts w:ascii="Calibri" w:hAnsi="Calibri"/>
-          <w:color w:val="444444"/>
-          <w:sz w:val="19"/>
-        </w:rPr>
-        <w:t>Jun 2022 – May 2023</w:t>
-      </w:r>
-    </w:p>
-    <w:p>
-      <w:pPr>
-        <w:pStyle w:val="ListBullet"/>
-        <w:spacing w:before="0" w:after="10" w:line="240" w:lineRule="exact"/>
-        <w:ind w:left="360"/>
-      </w:pPr>
-      <w:r>
-        <w:rPr>
-          <w:rFonts w:ascii="Calibri" w:hAnsi="Calibri"/>
-          <w:sz w:val="20"/>
-        </w:rPr>
-        <w:t>Built organization-wide monitoring infrastructure from scratch using Prometheus, Grafana, Loki, and Fluent Bit; automated backup workflows to AWS S3; developed Django + MQTT device portal for 50+ devices.</w:t>
+        <w:t>Integrated Grype-based container vulnerability scanning into CI/CD security gates, reducing production vulnerability exposure by 90%; supported ISO 27001 and SOC 2 audit and compliance activities.</w:t>
       </w:r>
     </w:p>
     <w:p>
@@ -522,6 +480,26 @@
     </w:p>
     <w:p>
       <w:pPr>
+        <w:spacing w:after="20" w:line="240" w:lineRule="exact"/>
+      </w:pPr>
+      <w:r>
+        <w:rPr>
+          <w:rFonts w:ascii="Calibri" w:hAnsi="Calibri"/>
+          <w:b/>
+          <w:sz w:val="19"/>
+        </w:rPr>
+        <w:t xml:space="preserve">Post Graduation: </w:t>
+      </w:r>
+      <w:r>
+        <w:rPr>
+          <w:rFonts w:ascii="Calibri" w:hAnsi="Calibri"/>
+          <w:sz w:val="19"/>
+        </w:rPr>
+        <w:t>MCA, Lovely Professional University, Punjab  •  2021–2023  •  CGPA 8.97</w:t>
+      </w:r>
+    </w:p>
+    <w:p>
+      <w:pPr>
         <w:spacing w:after="0" w:line="240" w:lineRule="exact"/>
       </w:pPr>
       <w:r>
@@ -530,14 +508,14 @@
           <w:b/>
           <w:sz w:val="19"/>
         </w:rPr>
-        <w:t xml:space="preserve">Education: </w:t>
+        <w:t xml:space="preserve">Graduation: </w:t>
       </w:r>
       <w:r>
         <w:rPr>
           <w:rFonts w:ascii="Calibri" w:hAnsi="Calibri"/>
           <w:sz w:val="19"/>
         </w:rPr>
-        <w:t>MCA, Lovely Professional University, Punjab (2021–2023), CGPA 8.97 • BCA, Dev Sanskriti Vishwavidyalaya, Haridwar (2018–2021), CGPA 8.0, Academic Excellence Award</w:t>
+        <w:t>BCA, Dev Sanskriti Vishwavidyalaya, Haridwar  •  2018–2021  •  CGPA 8.0  •  Academic Excellence Award</w:t>
       </w:r>
     </w:p>
     <w:sectPr>
